--- a/Раздел_1.7_и_Приложение_1.docx
+++ b/Раздел_1.7_и_Приложение_1.docx
@@ -685,7 +685,7 @@
           <w:b w:val="0"/>
           <w:sz w:val="28"/>
         </w:rPr>
-        <w:t>Системные испытания проводились на персональном компьютере с минимальными характеристиками (п. 1.7.2.4): процессор 2 ГГц, ОЗУ 4 ГБ, диск 2 ГБ, монитор 1024×768, ОС Windows 10, установленные JDK Java SE 17, Apache Maven 3.8 и браузер Google Chrome.</w:t>
+        <w:t>Все виды испытаний (автономное, комплексное и системное) проводились на персональном компьютере с минимальными характеристиками, предусмотренными техническим заданием (п. 1.7.2.4): процессор с тактовой частотой 2 ГГц, оперативная память 4 ГБ, свободное место на диске 2 ГБ, монитор с разрешением 1024×768, операционная система Windows 10; установлены JDK Java SE 17, Apache Maven 3.8 и браузер Google Chrome. Проведение испытаний на минимально допустимой конфигурации подтверждает работоспособность системы в граничных условиях эксплуатации.</w:t>
       </w:r>
     </w:p>
     <w:p>
@@ -940,7 +940,7 @@
                 <w:b w:val="0"/>
                 <w:sz w:val="24"/>
               </w:rPr>
-              <w:t>XmlModelParser: корректная XML-метамодель E3Core</w:t>
+              <w:t>App: загрузка FXML, инициализация главного окна</w:t>
             </w:r>
           </w:p>
         </w:tc>
@@ -960,7 +960,7 @@
                 <w:b w:val="0"/>
                 <w:sz w:val="24"/>
               </w:rPr>
-              <w:t>Построена модель с верным числом сущностей и поисков</w:t>
+              <w:t>Окно отображается, обработчики событий привязаны</w:t>
             </w:r>
           </w:p>
         </w:tc>
@@ -1042,7 +1042,7 @@
                 <w:b w:val="0"/>
                 <w:sz w:val="24"/>
               </w:rPr>
-              <w:t>XmlModelParser: XML без элементов &lt;Object&gt;</w:t>
+              <w:t>MainController: валидация ввода (пустой XML/URL/каталог)</w:t>
             </w:r>
           </w:p>
         </w:tc>
@@ -1062,7 +1062,7 @@
                 <w:b w:val="0"/>
                 <w:sz w:val="24"/>
               </w:rPr>
-              <w:t>Модель с 0 сущностей, без аварии</w:t>
+              <w:t>Выводится сообщение, операция не запускается</w:t>
             </w:r>
           </w:p>
         </w:tc>
@@ -1144,7 +1144,7 @@
                 <w:b w:val="0"/>
                 <w:sz w:val="24"/>
               </w:rPr>
-              <w:t>XmlModelParser: некорректная структура XML</w:t>
+              <w:t>XmlModelParser: корректный XML / без &lt;Object&gt; / битый XML</w:t>
             </w:r>
           </w:p>
         </w:tc>
@@ -1164,7 +1164,7 @@
                 <w:b w:val="0"/>
                 <w:sz w:val="24"/>
               </w:rPr>
-              <w:t>Формируется ParserException</w:t>
+              <w:t>AppModel с N сущностей / 0 сущностей / ParserException</w:t>
             </w:r>
           </w:p>
         </w:tc>
@@ -1206,7 +1206,7 @@
                 <w:b w:val="0"/>
                 <w:sz w:val="24"/>
               </w:rPr>
-              <w:t>05.05.2026</w:t>
+              <w:t>06.05.2026</w:t>
             </w:r>
           </w:p>
         </w:tc>
@@ -1348,7 +1348,7 @@
                 <w:b w:val="0"/>
                 <w:sz w:val="24"/>
               </w:rPr>
-              <w:t>PropertyGroupParser: &lt;Property&gt;/&lt;Operation&gt; с модификаторами</w:t>
+              <w:t>SearchParser: &lt;Search&gt; с &lt;SearchParam&gt;/&lt;SearchResult&gt;</w:t>
             </w:r>
           </w:p>
         </w:tc>
@@ -1368,7 +1368,7 @@
                 <w:b w:val="0"/>
                 <w:sz w:val="24"/>
               </w:rPr>
-              <w:t>PropertyGroup с операциями INSERT/UPDATE/DELETE и др.</w:t>
+              <w:t>Список Search с параметрами и колонками результата</w:t>
             </w:r>
           </w:p>
         </w:tc>
@@ -1450,7 +1450,7 @@
                 <w:b w:val="0"/>
                 <w:sz w:val="24"/>
               </w:rPr>
-              <w:t>SearchParser: &lt;Search&gt; с &lt;SearchParam&gt;/&lt;SearchResult&gt;</w:t>
+              <w:t>PropertyGroupParser: &lt;Property&gt;/&lt;Operation&gt; с модификаторами</w:t>
             </w:r>
           </w:p>
         </w:tc>
@@ -1470,7 +1470,7 @@
                 <w:b w:val="0"/>
                 <w:sz w:val="24"/>
               </w:rPr>
-              <w:t>Список Search с параметрами и колонками результата</w:t>
+              <w:t>PropertyGroup с операциями INSERT/UPDATE/DELETE и др.</w:t>
             </w:r>
           </w:p>
         </w:tc>
@@ -1614,7 +1614,7 @@
                 <w:b w:val="0"/>
                 <w:sz w:val="24"/>
               </w:rPr>
-              <w:t>06.05.2026</w:t>
+              <w:t>07.05.2026</w:t>
             </w:r>
           </w:p>
         </w:tc>
@@ -1756,7 +1756,7 @@
                 <w:b w:val="0"/>
                 <w:sz w:val="24"/>
               </w:rPr>
-              <w:t>Transliterator: «», «ГСК/ОГСК», «KEY_GB_SOCIETY»</w:t>
+              <w:t>EntityClassifier: «V_S_…», grid-вкладка, меню+CRUD</w:t>
             </w:r>
           </w:p>
         </w:tc>
@@ -1776,7 +1776,7 @@
                 <w:b w:val="0"/>
                 <w:sz w:val="24"/>
               </w:rPr>
-              <w:t>«Unknown», «GskOgsk», «keyGbSociety»</w:t>
+              <w:t>REFERENCE_DICTIONARY, CHILD, PRIMARY</w:t>
             </w:r>
           </w:p>
         </w:tc>
@@ -1858,7 +1858,7 @@
                 <w:b w:val="0"/>
                 <w:sz w:val="24"/>
               </w:rPr>
-              <w:t>JavaFileWriter: openBlock()/closeBlock(), writeToFile</w:t>
+              <w:t>TestConfig: параметры (URL, логин, каталог, fastMode…)</w:t>
             </w:r>
           </w:p>
         </w:tc>
@@ -1878,7 +1878,7 @@
                 <w:b w:val="0"/>
                 <w:sz w:val="24"/>
               </w:rPr>
-              <w:t>Корректные отступы; файл создан на диске</w:t>
+              <w:t>Все параметры сохраняются и читаются</w:t>
             </w:r>
           </w:p>
         </w:tc>
@@ -1920,7 +1920,7 @@
                 <w:b w:val="0"/>
                 <w:sz w:val="24"/>
               </w:rPr>
-              <w:t>07.05.2026</w:t>
+              <w:t>08.05.2026</w:t>
             </w:r>
           </w:p>
         </w:tc>
@@ -1960,7 +1960,7 @@
                 <w:b w:val="0"/>
                 <w:sz w:val="24"/>
               </w:rPr>
-              <w:t>ParserException: оборачивание исходного исключения</w:t>
+              <w:t>TestGenerator: оркестрация генерации</w:t>
             </w:r>
           </w:p>
         </w:tc>
@@ -1980,7 +1980,7 @@
                 <w:b w:val="0"/>
                 <w:sz w:val="24"/>
               </w:rPr>
-              <w:t>Сохранены сообщение и причина (cause)</w:t>
+              <w:t>pom.xml, общие классы, Page Object, тесты, entity-classification.csv</w:t>
             </w:r>
           </w:p>
         </w:tc>
@@ -2062,7 +2062,7 @@
                 <w:b w:val="0"/>
                 <w:sz w:val="24"/>
               </w:rPr>
-              <w:t>EntityClassifier: «V_S_…», grid-вкладка, меню+CRUD</w:t>
+              <w:t>PageObjectWriter: PRIMARY-сущность / пустой propertyGroups</w:t>
             </w:r>
           </w:p>
         </w:tc>
@@ -2082,7 +2082,7 @@
                 <w:b w:val="0"/>
                 <w:sz w:val="24"/>
               </w:rPr>
-              <w:t>REFERENCE_DICTIONARY, CHILD, PRIMARY</w:t>
+              <w:t>Page Object с полями / класс пропускается</w:t>
             </w:r>
           </w:p>
         </w:tc>
@@ -2164,7 +2164,7 @@
                 <w:b w:val="0"/>
                 <w:sz w:val="24"/>
               </w:rPr>
-              <w:t>AppModel/EntityKind: getSubsystemNameFromCategory</w:t>
+              <w:t>TestClassWriter: PRIMARY-сущность</w:t>
             </w:r>
           </w:p>
         </w:tc>
@@ -2184,7 +2184,7 @@
                 <w:b w:val="0"/>
                 <w:sz w:val="24"/>
               </w:rPr>
-              <w:t>Последний сегмент после «::»; категории enum</w:t>
+              <w:t>Тест-класс с полным набором проверок (поля, валидация, CRUD, поиск, гриды)</w:t>
             </w:r>
           </w:p>
         </w:tc>
@@ -2226,7 +2226,7 @@
                 <w:b w:val="0"/>
                 <w:sz w:val="24"/>
               </w:rPr>
-              <w:t>08.05.2026</w:t>
+              <w:t>09.05.2026</w:t>
             </w:r>
           </w:p>
         </w:tc>
@@ -2266,7 +2266,7 @@
                 <w:b w:val="0"/>
                 <w:sz w:val="24"/>
               </w:rPr>
-              <w:t>Классы модели (EntityObject, Property, Search, SearchParam…)</w:t>
+              <w:t>TestDataFactory: маски «999999999999», «99.99.9999», зерно 42</w:t>
             </w:r>
           </w:p>
         </w:tc>
@@ -2286,7 +2286,7 @@
                 <w:b w:val="0"/>
                 <w:sz w:val="24"/>
               </w:rPr>
-              <w:t>Геттеры/сеттеры, целостность данных модели</w:t>
+              <w:t>12 цифр; корректная дата; детерминированные значения</w:t>
             </w:r>
           </w:p>
         </w:tc>
@@ -2328,7 +2328,7 @@
                 <w:b w:val="0"/>
                 <w:sz w:val="24"/>
               </w:rPr>
-              <w:t>11.05.2026</w:t>
+              <w:t>09.05.2026</w:t>
             </w:r>
           </w:p>
         </w:tc>
@@ -2368,516 +2368,6 @@
                 <w:b w:val="0"/>
                 <w:sz w:val="24"/>
               </w:rPr>
-              <w:t>TestDataFactory: маски «999999999999», «99.99.9999», зерно 42</w:t>
-            </w:r>
-          </w:p>
-        </w:tc>
-        <w:tc>
-          <w:tcPr>
-            <w:tcW w:type="dxa" w:w="2324"/>
-          </w:tcPr>
-          <w:p>
-            <w:pPr>
-              <w:spacing w:line="240" w:lineRule="auto" w:after="0"/>
-              <w:jc w:val="left"/>
-            </w:pPr>
-            <w:r/>
-            <w:r>
-              <w:rPr>
-                <w:rFonts w:ascii="Times New Roman" w:hAnsi="Times New Roman" w:eastAsia="Times New Roman"/>
-                <w:b w:val="0"/>
-                <w:sz w:val="24"/>
-              </w:rPr>
-              <w:t>12 цифр; корректная дата; детерминированные значения</w:t>
-            </w:r>
-          </w:p>
-        </w:tc>
-        <w:tc>
-          <w:tcPr>
-            <w:tcW w:type="dxa" w:w="1531"/>
-          </w:tcPr>
-          <w:p>
-            <w:pPr>
-              <w:spacing w:line="240" w:lineRule="auto" w:after="0"/>
-              <w:jc w:val="left"/>
-            </w:pPr>
-            <w:r/>
-            <w:r>
-              <w:rPr>
-                <w:rFonts w:ascii="Times New Roman" w:hAnsi="Times New Roman" w:eastAsia="Times New Roman"/>
-                <w:b w:val="0"/>
-                <w:sz w:val="24"/>
-              </w:rPr>
-              <w:t>Соответствует</w:t>
-            </w:r>
-          </w:p>
-        </w:tc>
-      </w:tr>
-      <w:tr>
-        <w:tc>
-          <w:tcPr>
-            <w:tcW w:type="dxa" w:w="1077"/>
-          </w:tcPr>
-          <w:p>
-            <w:pPr>
-              <w:spacing w:line="240" w:lineRule="auto" w:after="0"/>
-              <w:jc w:val="left"/>
-            </w:pPr>
-            <w:r/>
-            <w:r>
-              <w:rPr>
-                <w:rFonts w:ascii="Times New Roman" w:hAnsi="Times New Roman" w:eastAsia="Times New Roman"/>
-                <w:b w:val="0"/>
-                <w:sz w:val="24"/>
-              </w:rPr>
-              <w:t>11.05.2026</w:t>
-            </w:r>
-          </w:p>
-        </w:tc>
-        <w:tc>
-          <w:tcPr>
-            <w:tcW w:type="dxa" w:w="1361"/>
-          </w:tcPr>
-          <w:p>
-            <w:pPr>
-              <w:spacing w:line="240" w:lineRule="auto" w:after="0"/>
-              <w:jc w:val="left"/>
-            </w:pPr>
-            <w:r/>
-            <w:r>
-              <w:rPr>
-                <w:rFonts w:ascii="Times New Roman" w:hAnsi="Times New Roman" w:eastAsia="Times New Roman"/>
-                <w:b w:val="0"/>
-                <w:sz w:val="24"/>
-              </w:rPr>
-              <w:t>Столбов Н.А.</w:t>
-            </w:r>
-          </w:p>
-        </w:tc>
-        <w:tc>
-          <w:tcPr>
-            <w:tcW w:type="dxa" w:w="3061"/>
-          </w:tcPr>
-          <w:p>
-            <w:pPr>
-              <w:spacing w:line="240" w:lineRule="auto" w:after="0"/>
-              <w:jc w:val="left"/>
-            </w:pPr>
-            <w:r/>
-            <w:r>
-              <w:rPr>
-                <w:rFonts w:ascii="Times New Roman" w:hAnsi="Times New Roman" w:eastAsia="Times New Roman"/>
-                <w:b w:val="0"/>
-                <w:sz w:val="24"/>
-              </w:rPr>
-              <w:t>TestConfig: параметры (URL, логин, каталог, fastMode…)</w:t>
-            </w:r>
-          </w:p>
-        </w:tc>
-        <w:tc>
-          <w:tcPr>
-            <w:tcW w:type="dxa" w:w="2324"/>
-          </w:tcPr>
-          <w:p>
-            <w:pPr>
-              <w:spacing w:line="240" w:lineRule="auto" w:after="0"/>
-              <w:jc w:val="left"/>
-            </w:pPr>
-            <w:r/>
-            <w:r>
-              <w:rPr>
-                <w:rFonts w:ascii="Times New Roman" w:hAnsi="Times New Roman" w:eastAsia="Times New Roman"/>
-                <w:b w:val="0"/>
-                <w:sz w:val="24"/>
-              </w:rPr>
-              <w:t>Все параметры сохраняются и читаются</w:t>
-            </w:r>
-          </w:p>
-        </w:tc>
-        <w:tc>
-          <w:tcPr>
-            <w:tcW w:type="dxa" w:w="1531"/>
-          </w:tcPr>
-          <w:p>
-            <w:pPr>
-              <w:spacing w:line="240" w:lineRule="auto" w:after="0"/>
-              <w:jc w:val="left"/>
-            </w:pPr>
-            <w:r/>
-            <w:r>
-              <w:rPr>
-                <w:rFonts w:ascii="Times New Roman" w:hAnsi="Times New Roman" w:eastAsia="Times New Roman"/>
-                <w:b w:val="0"/>
-                <w:sz w:val="24"/>
-              </w:rPr>
-              <w:t>Соответствует</w:t>
-            </w:r>
-          </w:p>
-        </w:tc>
-      </w:tr>
-      <w:tr>
-        <w:tc>
-          <w:tcPr>
-            <w:tcW w:type="dxa" w:w="1077"/>
-          </w:tcPr>
-          <w:p>
-            <w:pPr>
-              <w:spacing w:line="240" w:lineRule="auto" w:after="0"/>
-              <w:jc w:val="left"/>
-            </w:pPr>
-            <w:r/>
-            <w:r>
-              <w:rPr>
-                <w:rFonts w:ascii="Times New Roman" w:hAnsi="Times New Roman" w:eastAsia="Times New Roman"/>
-                <w:b w:val="0"/>
-                <w:sz w:val="24"/>
-              </w:rPr>
-              <w:t>11.05.2026</w:t>
-            </w:r>
-          </w:p>
-        </w:tc>
-        <w:tc>
-          <w:tcPr>
-            <w:tcW w:type="dxa" w:w="1361"/>
-          </w:tcPr>
-          <w:p>
-            <w:pPr>
-              <w:spacing w:line="240" w:lineRule="auto" w:after="0"/>
-              <w:jc w:val="left"/>
-            </w:pPr>
-            <w:r/>
-            <w:r>
-              <w:rPr>
-                <w:rFonts w:ascii="Times New Roman" w:hAnsi="Times New Roman" w:eastAsia="Times New Roman"/>
-                <w:b w:val="0"/>
-                <w:sz w:val="24"/>
-              </w:rPr>
-              <w:t>Столбов Н.А.</w:t>
-            </w:r>
-          </w:p>
-        </w:tc>
-        <w:tc>
-          <w:tcPr>
-            <w:tcW w:type="dxa" w:w="3061"/>
-          </w:tcPr>
-          <w:p>
-            <w:pPr>
-              <w:spacing w:line="240" w:lineRule="auto" w:after="0"/>
-              <w:jc w:val="left"/>
-            </w:pPr>
-            <w:r/>
-            <w:r>
-              <w:rPr>
-                <w:rFonts w:ascii="Times New Roman" w:hAnsi="Times New Roman" w:eastAsia="Times New Roman"/>
-                <w:b w:val="0"/>
-                <w:sz w:val="24"/>
-              </w:rPr>
-              <w:t>PageObjectWriter: PRIMARY-сущность / пустой propertyGroups</w:t>
-            </w:r>
-          </w:p>
-        </w:tc>
-        <w:tc>
-          <w:tcPr>
-            <w:tcW w:type="dxa" w:w="2324"/>
-          </w:tcPr>
-          <w:p>
-            <w:pPr>
-              <w:spacing w:line="240" w:lineRule="auto" w:after="0"/>
-              <w:jc w:val="left"/>
-            </w:pPr>
-            <w:r/>
-            <w:r>
-              <w:rPr>
-                <w:rFonts w:ascii="Times New Roman" w:hAnsi="Times New Roman" w:eastAsia="Times New Roman"/>
-                <w:b w:val="0"/>
-                <w:sz w:val="24"/>
-              </w:rPr>
-              <w:t>Page Object с полями / класс пропускается</w:t>
-            </w:r>
-          </w:p>
-        </w:tc>
-        <w:tc>
-          <w:tcPr>
-            <w:tcW w:type="dxa" w:w="1531"/>
-          </w:tcPr>
-          <w:p>
-            <w:pPr>
-              <w:spacing w:line="240" w:lineRule="auto" w:after="0"/>
-              <w:jc w:val="left"/>
-            </w:pPr>
-            <w:r/>
-            <w:r>
-              <w:rPr>
-                <w:rFonts w:ascii="Times New Roman" w:hAnsi="Times New Roman" w:eastAsia="Times New Roman"/>
-                <w:b w:val="0"/>
-                <w:sz w:val="24"/>
-              </w:rPr>
-              <w:t>Соответствует</w:t>
-            </w:r>
-          </w:p>
-        </w:tc>
-      </w:tr>
-      <w:tr>
-        <w:tc>
-          <w:tcPr>
-            <w:tcW w:type="dxa" w:w="1077"/>
-          </w:tcPr>
-          <w:p>
-            <w:pPr>
-              <w:spacing w:line="240" w:lineRule="auto" w:after="0"/>
-              <w:jc w:val="left"/>
-            </w:pPr>
-            <w:r/>
-            <w:r>
-              <w:rPr>
-                <w:rFonts w:ascii="Times New Roman" w:hAnsi="Times New Roman" w:eastAsia="Times New Roman"/>
-                <w:b w:val="0"/>
-                <w:sz w:val="24"/>
-              </w:rPr>
-              <w:t>12.05.2026</w:t>
-            </w:r>
-          </w:p>
-        </w:tc>
-        <w:tc>
-          <w:tcPr>
-            <w:tcW w:type="dxa" w:w="1361"/>
-          </w:tcPr>
-          <w:p>
-            <w:pPr>
-              <w:spacing w:line="240" w:lineRule="auto" w:after="0"/>
-              <w:jc w:val="left"/>
-            </w:pPr>
-            <w:r/>
-            <w:r>
-              <w:rPr>
-                <w:rFonts w:ascii="Times New Roman" w:hAnsi="Times New Roman" w:eastAsia="Times New Roman"/>
-                <w:b w:val="0"/>
-                <w:sz w:val="24"/>
-              </w:rPr>
-              <w:t>Столбов Н.А.</w:t>
-            </w:r>
-          </w:p>
-        </w:tc>
-        <w:tc>
-          <w:tcPr>
-            <w:tcW w:type="dxa" w:w="3061"/>
-          </w:tcPr>
-          <w:p>
-            <w:pPr>
-              <w:spacing w:line="240" w:lineRule="auto" w:after="0"/>
-              <w:jc w:val="left"/>
-            </w:pPr>
-            <w:r/>
-            <w:r>
-              <w:rPr>
-                <w:rFonts w:ascii="Times New Roman" w:hAnsi="Times New Roman" w:eastAsia="Times New Roman"/>
-                <w:b w:val="0"/>
-                <w:sz w:val="24"/>
-              </w:rPr>
-              <w:t>TestClassWriter: PRIMARY-сущность</w:t>
-            </w:r>
-          </w:p>
-        </w:tc>
-        <w:tc>
-          <w:tcPr>
-            <w:tcW w:type="dxa" w:w="2324"/>
-          </w:tcPr>
-          <w:p>
-            <w:pPr>
-              <w:spacing w:line="240" w:lineRule="auto" w:after="0"/>
-              <w:jc w:val="left"/>
-            </w:pPr>
-            <w:r/>
-            <w:r>
-              <w:rPr>
-                <w:rFonts w:ascii="Times New Roman" w:hAnsi="Times New Roman" w:eastAsia="Times New Roman"/>
-                <w:b w:val="0"/>
-                <w:sz w:val="24"/>
-              </w:rPr>
-              <w:t>Тест-класс с полным набором проверок (поля, валидация, CRUD, поиск, гриды)</w:t>
-            </w:r>
-          </w:p>
-        </w:tc>
-        <w:tc>
-          <w:tcPr>
-            <w:tcW w:type="dxa" w:w="1531"/>
-          </w:tcPr>
-          <w:p>
-            <w:pPr>
-              <w:spacing w:line="240" w:lineRule="auto" w:after="0"/>
-              <w:jc w:val="left"/>
-            </w:pPr>
-            <w:r/>
-            <w:r>
-              <w:rPr>
-                <w:rFonts w:ascii="Times New Roman" w:hAnsi="Times New Roman" w:eastAsia="Times New Roman"/>
-                <w:b w:val="0"/>
-                <w:sz w:val="24"/>
-              </w:rPr>
-              <w:t>Соответствует</w:t>
-            </w:r>
-          </w:p>
-        </w:tc>
-      </w:tr>
-      <w:tr>
-        <w:tc>
-          <w:tcPr>
-            <w:tcW w:type="dxa" w:w="1077"/>
-          </w:tcPr>
-          <w:p>
-            <w:pPr>
-              <w:spacing w:line="240" w:lineRule="auto" w:after="0"/>
-              <w:jc w:val="left"/>
-            </w:pPr>
-            <w:r/>
-            <w:r>
-              <w:rPr>
-                <w:rFonts w:ascii="Times New Roman" w:hAnsi="Times New Roman" w:eastAsia="Times New Roman"/>
-                <w:b w:val="0"/>
-                <w:sz w:val="24"/>
-              </w:rPr>
-              <w:t>12.05.2026</w:t>
-            </w:r>
-          </w:p>
-        </w:tc>
-        <w:tc>
-          <w:tcPr>
-            <w:tcW w:type="dxa" w:w="1361"/>
-          </w:tcPr>
-          <w:p>
-            <w:pPr>
-              <w:spacing w:line="240" w:lineRule="auto" w:after="0"/>
-              <w:jc w:val="left"/>
-            </w:pPr>
-            <w:r/>
-            <w:r>
-              <w:rPr>
-                <w:rFonts w:ascii="Times New Roman" w:hAnsi="Times New Roman" w:eastAsia="Times New Roman"/>
-                <w:b w:val="0"/>
-                <w:sz w:val="24"/>
-              </w:rPr>
-              <w:t>Столбов Н.А.</w:t>
-            </w:r>
-          </w:p>
-        </w:tc>
-        <w:tc>
-          <w:tcPr>
-            <w:tcW w:type="dxa" w:w="3061"/>
-          </w:tcPr>
-          <w:p>
-            <w:pPr>
-              <w:spacing w:line="240" w:lineRule="auto" w:after="0"/>
-              <w:jc w:val="left"/>
-            </w:pPr>
-            <w:r/>
-            <w:r>
-              <w:rPr>
-                <w:rFonts w:ascii="Times New Roman" w:hAnsi="Times New Roman" w:eastAsia="Times New Roman"/>
-                <w:b w:val="0"/>
-                <w:sz w:val="24"/>
-              </w:rPr>
-              <w:t>TestGenerator: оркестрация генерации</w:t>
-            </w:r>
-          </w:p>
-        </w:tc>
-        <w:tc>
-          <w:tcPr>
-            <w:tcW w:type="dxa" w:w="2324"/>
-          </w:tcPr>
-          <w:p>
-            <w:pPr>
-              <w:spacing w:line="240" w:lineRule="auto" w:after="0"/>
-              <w:jc w:val="left"/>
-            </w:pPr>
-            <w:r/>
-            <w:r>
-              <w:rPr>
-                <w:rFonts w:ascii="Times New Roman" w:hAnsi="Times New Roman" w:eastAsia="Times New Roman"/>
-                <w:b w:val="0"/>
-                <w:sz w:val="24"/>
-              </w:rPr>
-              <w:t>pom.xml, общие классы, Page Object, тесты, entity-classification.csv</w:t>
-            </w:r>
-          </w:p>
-        </w:tc>
-        <w:tc>
-          <w:tcPr>
-            <w:tcW w:type="dxa" w:w="1531"/>
-          </w:tcPr>
-          <w:p>
-            <w:pPr>
-              <w:spacing w:line="240" w:lineRule="auto" w:after="0"/>
-              <w:jc w:val="left"/>
-            </w:pPr>
-            <w:r/>
-            <w:r>
-              <w:rPr>
-                <w:rFonts w:ascii="Times New Roman" w:hAnsi="Times New Roman" w:eastAsia="Times New Roman"/>
-                <w:b w:val="0"/>
-                <w:sz w:val="24"/>
-              </w:rPr>
-              <w:t>Соответствует</w:t>
-            </w:r>
-          </w:p>
-        </w:tc>
-      </w:tr>
-      <w:tr>
-        <w:tc>
-          <w:tcPr>
-            <w:tcW w:type="dxa" w:w="1077"/>
-          </w:tcPr>
-          <w:p>
-            <w:pPr>
-              <w:spacing w:line="240" w:lineRule="auto" w:after="0"/>
-              <w:jc w:val="left"/>
-            </w:pPr>
-            <w:r/>
-            <w:r>
-              <w:rPr>
-                <w:rFonts w:ascii="Times New Roman" w:hAnsi="Times New Roman" w:eastAsia="Times New Roman"/>
-                <w:b w:val="0"/>
-                <w:sz w:val="24"/>
-              </w:rPr>
-              <w:t>12.05.2026</w:t>
-            </w:r>
-          </w:p>
-        </w:tc>
-        <w:tc>
-          <w:tcPr>
-            <w:tcW w:type="dxa" w:w="1361"/>
-          </w:tcPr>
-          <w:p>
-            <w:pPr>
-              <w:spacing w:line="240" w:lineRule="auto" w:after="0"/>
-              <w:jc w:val="left"/>
-            </w:pPr>
-            <w:r/>
-            <w:r>
-              <w:rPr>
-                <w:rFonts w:ascii="Times New Roman" w:hAnsi="Times New Roman" w:eastAsia="Times New Roman"/>
-                <w:b w:val="0"/>
-                <w:sz w:val="24"/>
-              </w:rPr>
-              <w:t>Столбов Н.А.</w:t>
-            </w:r>
-          </w:p>
-        </w:tc>
-        <w:tc>
-          <w:tcPr>
-            <w:tcW w:type="dxa" w:w="3061"/>
-          </w:tcPr>
-          <w:p>
-            <w:pPr>
-              <w:spacing w:line="240" w:lineRule="auto" w:after="0"/>
-              <w:jc w:val="left"/>
-            </w:pPr>
-            <w:r/>
-            <w:r>
-              <w:rPr>
-                <w:rFonts w:ascii="Times New Roman" w:hAnsi="Times New Roman" w:eastAsia="Times New Roman"/>
-                <w:b w:val="0"/>
-                <w:sz w:val="24"/>
-              </w:rPr>
               <w:t>TestRunner: разбор Surefire (tests=N, failures=k), таймаут</w:t>
             </w:r>
           </w:p>
@@ -2899,822 +2389,6 @@
                 <w:sz w:val="24"/>
               </w:rPr>
               <w:t>Сводка N/k; процесс корректно завершается</w:t>
-            </w:r>
-          </w:p>
-        </w:tc>
-        <w:tc>
-          <w:tcPr>
-            <w:tcW w:type="dxa" w:w="1531"/>
-          </w:tcPr>
-          <w:p>
-            <w:pPr>
-              <w:spacing w:line="240" w:lineRule="auto" w:after="0"/>
-              <w:jc w:val="left"/>
-            </w:pPr>
-            <w:r/>
-            <w:r>
-              <w:rPr>
-                <w:rFonts w:ascii="Times New Roman" w:hAnsi="Times New Roman" w:eastAsia="Times New Roman"/>
-                <w:b w:val="0"/>
-                <w:sz w:val="24"/>
-              </w:rPr>
-              <w:t>Соответствует</w:t>
-            </w:r>
-          </w:p>
-        </w:tc>
-      </w:tr>
-      <w:tr>
-        <w:tc>
-          <w:tcPr>
-            <w:tcW w:type="dxa" w:w="1077"/>
-          </w:tcPr>
-          <w:p>
-            <w:pPr>
-              <w:spacing w:line="240" w:lineRule="auto" w:after="0"/>
-              <w:jc w:val="left"/>
-            </w:pPr>
-            <w:r/>
-            <w:r>
-              <w:rPr>
-                <w:rFonts w:ascii="Times New Roman" w:hAnsi="Times New Roman" w:eastAsia="Times New Roman"/>
-                <w:b w:val="0"/>
-                <w:sz w:val="24"/>
-              </w:rPr>
-              <w:t>13.05.2026</w:t>
-            </w:r>
-          </w:p>
-        </w:tc>
-        <w:tc>
-          <w:tcPr>
-            <w:tcW w:type="dxa" w:w="1361"/>
-          </w:tcPr>
-          <w:p>
-            <w:pPr>
-              <w:spacing w:line="240" w:lineRule="auto" w:after="0"/>
-              <w:jc w:val="left"/>
-            </w:pPr>
-            <w:r/>
-            <w:r>
-              <w:rPr>
-                <w:rFonts w:ascii="Times New Roman" w:hAnsi="Times New Roman" w:eastAsia="Times New Roman"/>
-                <w:b w:val="0"/>
-                <w:sz w:val="24"/>
-              </w:rPr>
-              <w:t>Столбов Н.А.</w:t>
-            </w:r>
-          </w:p>
-        </w:tc>
-        <w:tc>
-          <w:tcPr>
-            <w:tcW w:type="dxa" w:w="3061"/>
-          </w:tcPr>
-          <w:p>
-            <w:pPr>
-              <w:spacing w:line="240" w:lineRule="auto" w:after="0"/>
-              <w:jc w:val="left"/>
-            </w:pPr>
-            <w:r/>
-            <w:r>
-              <w:rPr>
-                <w:rFonts w:ascii="Times New Roman" w:hAnsi="Times New Roman" w:eastAsia="Times New Roman"/>
-                <w:b w:val="0"/>
-                <w:sz w:val="24"/>
-              </w:rPr>
-              <w:t>RunReportWriter: extractSearchParams/extractStepTimings</w:t>
-            </w:r>
-          </w:p>
-        </w:tc>
-        <w:tc>
-          <w:tcPr>
-            <w:tcW w:type="dxa" w:w="2324"/>
-          </w:tcPr>
-          <w:p>
-            <w:pPr>
-              <w:spacing w:line="240" w:lineRule="auto" w:after="0"/>
-              <w:jc w:val="left"/>
-            </w:pPr>
-            <w:r/>
-            <w:r>
-              <w:rPr>
-                <w:rFonts w:ascii="Times New Roman" w:hAnsi="Times New Roman" w:eastAsia="Times New Roman"/>
-                <w:b w:val="0"/>
-                <w:sz w:val="24"/>
-              </w:rPr>
-              <w:t>Сформированы HTML- и CSV-отчёты</w:t>
-            </w:r>
-          </w:p>
-        </w:tc>
-        <w:tc>
-          <w:tcPr>
-            <w:tcW w:type="dxa" w:w="1531"/>
-          </w:tcPr>
-          <w:p>
-            <w:pPr>
-              <w:spacing w:line="240" w:lineRule="auto" w:after="0"/>
-              <w:jc w:val="left"/>
-            </w:pPr>
-            <w:r/>
-            <w:r>
-              <w:rPr>
-                <w:rFonts w:ascii="Times New Roman" w:hAnsi="Times New Roman" w:eastAsia="Times New Roman"/>
-                <w:b w:val="0"/>
-                <w:sz w:val="24"/>
-              </w:rPr>
-              <w:t>Соответствует</w:t>
-            </w:r>
-          </w:p>
-        </w:tc>
-      </w:tr>
-      <w:tr>
-        <w:tc>
-          <w:tcPr>
-            <w:tcW w:type="dxa" w:w="1077"/>
-          </w:tcPr>
-          <w:p>
-            <w:pPr>
-              <w:spacing w:line="240" w:lineRule="auto" w:after="0"/>
-              <w:jc w:val="left"/>
-            </w:pPr>
-            <w:r/>
-            <w:r>
-              <w:rPr>
-                <w:rFonts w:ascii="Times New Roman" w:hAnsi="Times New Roman" w:eastAsia="Times New Roman"/>
-                <w:b w:val="0"/>
-                <w:sz w:val="24"/>
-              </w:rPr>
-              <w:t>13.05.2026</w:t>
-            </w:r>
-          </w:p>
-        </w:tc>
-        <w:tc>
-          <w:tcPr>
-            <w:tcW w:type="dxa" w:w="1361"/>
-          </w:tcPr>
-          <w:p>
-            <w:pPr>
-              <w:spacing w:line="240" w:lineRule="auto" w:after="0"/>
-              <w:jc w:val="left"/>
-            </w:pPr>
-            <w:r/>
-            <w:r>
-              <w:rPr>
-                <w:rFonts w:ascii="Times New Roman" w:hAnsi="Times New Roman" w:eastAsia="Times New Roman"/>
-                <w:b w:val="0"/>
-                <w:sz w:val="24"/>
-              </w:rPr>
-              <w:t>Столбов Н.А.</w:t>
-            </w:r>
-          </w:p>
-        </w:tc>
-        <w:tc>
-          <w:tcPr>
-            <w:tcW w:type="dxa" w:w="3061"/>
-          </w:tcPr>
-          <w:p>
-            <w:pPr>
-              <w:spacing w:line="240" w:lineRule="auto" w:after="0"/>
-              <w:jc w:val="left"/>
-            </w:pPr>
-            <w:r/>
-            <w:r>
-              <w:rPr>
-                <w:rFonts w:ascii="Times New Roman" w:hAnsi="Times New Roman" w:eastAsia="Times New Roman"/>
-                <w:b w:val="0"/>
-                <w:sz w:val="24"/>
-              </w:rPr>
-              <w:t>DatabaseConnection: открытие jdbc:sqlite</w:t>
-            </w:r>
-          </w:p>
-        </w:tc>
-        <w:tc>
-          <w:tcPr>
-            <w:tcW w:type="dxa" w:w="2324"/>
-          </w:tcPr>
-          <w:p>
-            <w:pPr>
-              <w:spacing w:line="240" w:lineRule="auto" w:after="0"/>
-              <w:jc w:val="left"/>
-            </w:pPr>
-            <w:r/>
-            <w:r>
-              <w:rPr>
-                <w:rFonts w:ascii="Times New Roman" w:hAnsi="Times New Roman" w:eastAsia="Times New Roman"/>
-                <w:b w:val="0"/>
-                <w:sz w:val="24"/>
-              </w:rPr>
-              <w:t>Соединение открыто, файл БД создан</w:t>
-            </w:r>
-          </w:p>
-        </w:tc>
-        <w:tc>
-          <w:tcPr>
-            <w:tcW w:type="dxa" w:w="1531"/>
-          </w:tcPr>
-          <w:p>
-            <w:pPr>
-              <w:spacing w:line="240" w:lineRule="auto" w:after="0"/>
-              <w:jc w:val="left"/>
-            </w:pPr>
-            <w:r/>
-            <w:r>
-              <w:rPr>
-                <w:rFonts w:ascii="Times New Roman" w:hAnsi="Times New Roman" w:eastAsia="Times New Roman"/>
-                <w:b w:val="0"/>
-                <w:sz w:val="24"/>
-              </w:rPr>
-              <w:t>Соответствует</w:t>
-            </w:r>
-          </w:p>
-        </w:tc>
-      </w:tr>
-      <w:tr>
-        <w:tc>
-          <w:tcPr>
-            <w:tcW w:type="dxa" w:w="1077"/>
-          </w:tcPr>
-          <w:p>
-            <w:pPr>
-              <w:spacing w:line="240" w:lineRule="auto" w:after="0"/>
-              <w:jc w:val="left"/>
-            </w:pPr>
-            <w:r/>
-            <w:r>
-              <w:rPr>
-                <w:rFonts w:ascii="Times New Roman" w:hAnsi="Times New Roman" w:eastAsia="Times New Roman"/>
-                <w:b w:val="0"/>
-                <w:sz w:val="24"/>
-              </w:rPr>
-              <w:t>13.05.2026</w:t>
-            </w:r>
-          </w:p>
-        </w:tc>
-        <w:tc>
-          <w:tcPr>
-            <w:tcW w:type="dxa" w:w="1361"/>
-          </w:tcPr>
-          <w:p>
-            <w:pPr>
-              <w:spacing w:line="240" w:lineRule="auto" w:after="0"/>
-              <w:jc w:val="left"/>
-            </w:pPr>
-            <w:r/>
-            <w:r>
-              <w:rPr>
-                <w:rFonts w:ascii="Times New Roman" w:hAnsi="Times New Roman" w:eastAsia="Times New Roman"/>
-                <w:b w:val="0"/>
-                <w:sz w:val="24"/>
-              </w:rPr>
-              <w:t>Столбов Н.А.</w:t>
-            </w:r>
-          </w:p>
-        </w:tc>
-        <w:tc>
-          <w:tcPr>
-            <w:tcW w:type="dxa" w:w="3061"/>
-          </w:tcPr>
-          <w:p>
-            <w:pPr>
-              <w:spacing w:line="240" w:lineRule="auto" w:after="0"/>
-              <w:jc w:val="left"/>
-            </w:pPr>
-            <w:r/>
-            <w:r>
-              <w:rPr>
-                <w:rFonts w:ascii="Times New Roman" w:hAnsi="Times New Roman" w:eastAsia="Times New Roman"/>
-                <w:b w:val="0"/>
-                <w:sz w:val="24"/>
-              </w:rPr>
-              <w:t>SchemaInitializer: CREATE TABLE IF NOT EXISTS</w:t>
-            </w:r>
-          </w:p>
-        </w:tc>
-        <w:tc>
-          <w:tcPr>
-            <w:tcW w:type="dxa" w:w="2324"/>
-          </w:tcPr>
-          <w:p>
-            <w:pPr>
-              <w:spacing w:line="240" w:lineRule="auto" w:after="0"/>
-              <w:jc w:val="left"/>
-            </w:pPr>
-            <w:r/>
-            <w:r>
-              <w:rPr>
-                <w:rFonts w:ascii="Times New Roman" w:hAnsi="Times New Roman" w:eastAsia="Times New Roman"/>
-                <w:b w:val="0"/>
-                <w:sz w:val="24"/>
-              </w:rPr>
-              <w:t>Таблицы создаются идемпотентно при повторном запуске</w:t>
-            </w:r>
-          </w:p>
-        </w:tc>
-        <w:tc>
-          <w:tcPr>
-            <w:tcW w:type="dxa" w:w="1531"/>
-          </w:tcPr>
-          <w:p>
-            <w:pPr>
-              <w:spacing w:line="240" w:lineRule="auto" w:after="0"/>
-              <w:jc w:val="left"/>
-            </w:pPr>
-            <w:r/>
-            <w:r>
-              <w:rPr>
-                <w:rFonts w:ascii="Times New Roman" w:hAnsi="Times New Roman" w:eastAsia="Times New Roman"/>
-                <w:b w:val="0"/>
-                <w:sz w:val="24"/>
-              </w:rPr>
-              <w:t>Соответствует</w:t>
-            </w:r>
-          </w:p>
-        </w:tc>
-      </w:tr>
-      <w:tr>
-        <w:tc>
-          <w:tcPr>
-            <w:tcW w:type="dxa" w:w="1077"/>
-          </w:tcPr>
-          <w:p>
-            <w:pPr>
-              <w:spacing w:line="240" w:lineRule="auto" w:after="0"/>
-              <w:jc w:val="left"/>
-            </w:pPr>
-            <w:r/>
-            <w:r>
-              <w:rPr>
-                <w:rFonts w:ascii="Times New Roman" w:hAnsi="Times New Roman" w:eastAsia="Times New Roman"/>
-                <w:b w:val="0"/>
-                <w:sz w:val="24"/>
-              </w:rPr>
-              <w:t>14.05.2026</w:t>
-            </w:r>
-          </w:p>
-        </w:tc>
-        <w:tc>
-          <w:tcPr>
-            <w:tcW w:type="dxa" w:w="1361"/>
-          </w:tcPr>
-          <w:p>
-            <w:pPr>
-              <w:spacing w:line="240" w:lineRule="auto" w:after="0"/>
-              <w:jc w:val="left"/>
-            </w:pPr>
-            <w:r/>
-            <w:r>
-              <w:rPr>
-                <w:rFonts w:ascii="Times New Roman" w:hAnsi="Times New Roman" w:eastAsia="Times New Roman"/>
-                <w:b w:val="0"/>
-                <w:sz w:val="24"/>
-              </w:rPr>
-              <w:t>Столбов Н.А.</w:t>
-            </w:r>
-          </w:p>
-        </w:tc>
-        <w:tc>
-          <w:tcPr>
-            <w:tcW w:type="dxa" w:w="3061"/>
-          </w:tcPr>
-          <w:p>
-            <w:pPr>
-              <w:spacing w:line="240" w:lineRule="auto" w:after="0"/>
-              <w:jc w:val="left"/>
-            </w:pPr>
-            <w:r/>
-            <w:r>
-              <w:rPr>
-                <w:rFonts w:ascii="Times New Roman" w:hAnsi="Times New Roman" w:eastAsia="Times New Roman"/>
-                <w:b w:val="0"/>
-                <w:sz w:val="24"/>
-              </w:rPr>
-              <w:t>TestRunDao: insert / selectAll</w:t>
-            </w:r>
-          </w:p>
-        </w:tc>
-        <w:tc>
-          <w:tcPr>
-            <w:tcW w:type="dxa" w:w="2324"/>
-          </w:tcPr>
-          <w:p>
-            <w:pPr>
-              <w:spacing w:line="240" w:lineRule="auto" w:after="0"/>
-              <w:jc w:val="left"/>
-            </w:pPr>
-            <w:r/>
-            <w:r>
-              <w:rPr>
-                <w:rFonts w:ascii="Times New Roman" w:hAnsi="Times New Roman" w:eastAsia="Times New Roman"/>
-                <w:b w:val="0"/>
-                <w:sz w:val="24"/>
-              </w:rPr>
-              <w:t>Возвращён id прогона; прогоны в порядке убывания id</w:t>
-            </w:r>
-          </w:p>
-        </w:tc>
-        <w:tc>
-          <w:tcPr>
-            <w:tcW w:type="dxa" w:w="1531"/>
-          </w:tcPr>
-          <w:p>
-            <w:pPr>
-              <w:spacing w:line="240" w:lineRule="auto" w:after="0"/>
-              <w:jc w:val="left"/>
-            </w:pPr>
-            <w:r/>
-            <w:r>
-              <w:rPr>
-                <w:rFonts w:ascii="Times New Roman" w:hAnsi="Times New Roman" w:eastAsia="Times New Roman"/>
-                <w:b w:val="0"/>
-                <w:sz w:val="24"/>
-              </w:rPr>
-              <w:t>Соответствует</w:t>
-            </w:r>
-          </w:p>
-        </w:tc>
-      </w:tr>
-      <w:tr>
-        <w:tc>
-          <w:tcPr>
-            <w:tcW w:type="dxa" w:w="1077"/>
-          </w:tcPr>
-          <w:p>
-            <w:pPr>
-              <w:spacing w:line="240" w:lineRule="auto" w:after="0"/>
-              <w:jc w:val="left"/>
-            </w:pPr>
-            <w:r/>
-            <w:r>
-              <w:rPr>
-                <w:rFonts w:ascii="Times New Roman" w:hAnsi="Times New Roman" w:eastAsia="Times New Roman"/>
-                <w:b w:val="0"/>
-                <w:sz w:val="24"/>
-              </w:rPr>
-              <w:t>14.05.2026</w:t>
-            </w:r>
-          </w:p>
-        </w:tc>
-        <w:tc>
-          <w:tcPr>
-            <w:tcW w:type="dxa" w:w="1361"/>
-          </w:tcPr>
-          <w:p>
-            <w:pPr>
-              <w:spacing w:line="240" w:lineRule="auto" w:after="0"/>
-              <w:jc w:val="left"/>
-            </w:pPr>
-            <w:r/>
-            <w:r>
-              <w:rPr>
-                <w:rFonts w:ascii="Times New Roman" w:hAnsi="Times New Roman" w:eastAsia="Times New Roman"/>
-                <w:b w:val="0"/>
-                <w:sz w:val="24"/>
-              </w:rPr>
-              <w:t>Столбов Н.А.</w:t>
-            </w:r>
-          </w:p>
-        </w:tc>
-        <w:tc>
-          <w:tcPr>
-            <w:tcW w:type="dxa" w:w="3061"/>
-          </w:tcPr>
-          <w:p>
-            <w:pPr>
-              <w:spacing w:line="240" w:lineRule="auto" w:after="0"/>
-              <w:jc w:val="left"/>
-            </w:pPr>
-            <w:r/>
-            <w:r>
-              <w:rPr>
-                <w:rFonts w:ascii="Times New Roman" w:hAnsi="Times New Roman" w:eastAsia="Times New Roman"/>
-                <w:b w:val="0"/>
-                <w:sz w:val="24"/>
-              </w:rPr>
-              <w:t>TestCaseDao: insertBatch / selectByRunId</w:t>
-            </w:r>
-          </w:p>
-        </w:tc>
-        <w:tc>
-          <w:tcPr>
-            <w:tcW w:type="dxa" w:w="2324"/>
-          </w:tcPr>
-          <w:p>
-            <w:pPr>
-              <w:spacing w:line="240" w:lineRule="auto" w:after="0"/>
-              <w:jc w:val="left"/>
-            </w:pPr>
-            <w:r/>
-            <w:r>
-              <w:rPr>
-                <w:rFonts w:ascii="Times New Roman" w:hAnsi="Times New Roman" w:eastAsia="Times New Roman"/>
-                <w:b w:val="0"/>
-                <w:sz w:val="24"/>
-              </w:rPr>
-              <w:t>Пакетная вставка; выборка тест-кейсов по прогону</w:t>
-            </w:r>
-          </w:p>
-        </w:tc>
-        <w:tc>
-          <w:tcPr>
-            <w:tcW w:type="dxa" w:w="1531"/>
-          </w:tcPr>
-          <w:p>
-            <w:pPr>
-              <w:spacing w:line="240" w:lineRule="auto" w:after="0"/>
-              <w:jc w:val="left"/>
-            </w:pPr>
-            <w:r/>
-            <w:r>
-              <w:rPr>
-                <w:rFonts w:ascii="Times New Roman" w:hAnsi="Times New Roman" w:eastAsia="Times New Roman"/>
-                <w:b w:val="0"/>
-                <w:sz w:val="24"/>
-              </w:rPr>
-              <w:t>Соответствует</w:t>
-            </w:r>
-          </w:p>
-        </w:tc>
-      </w:tr>
-      <w:tr>
-        <w:tc>
-          <w:tcPr>
-            <w:tcW w:type="dxa" w:w="1077"/>
-          </w:tcPr>
-          <w:p>
-            <w:pPr>
-              <w:spacing w:line="240" w:lineRule="auto" w:after="0"/>
-              <w:jc w:val="left"/>
-            </w:pPr>
-            <w:r/>
-            <w:r>
-              <w:rPr>
-                <w:rFonts w:ascii="Times New Roman" w:hAnsi="Times New Roman" w:eastAsia="Times New Roman"/>
-                <w:b w:val="0"/>
-                <w:sz w:val="24"/>
-              </w:rPr>
-              <w:t>14.05.2026</w:t>
-            </w:r>
-          </w:p>
-        </w:tc>
-        <w:tc>
-          <w:tcPr>
-            <w:tcW w:type="dxa" w:w="1361"/>
-          </w:tcPr>
-          <w:p>
-            <w:pPr>
-              <w:spacing w:line="240" w:lineRule="auto" w:after="0"/>
-              <w:jc w:val="left"/>
-            </w:pPr>
-            <w:r/>
-            <w:r>
-              <w:rPr>
-                <w:rFonts w:ascii="Times New Roman" w:hAnsi="Times New Roman" w:eastAsia="Times New Roman"/>
-                <w:b w:val="0"/>
-                <w:sz w:val="24"/>
-              </w:rPr>
-              <w:t>Столбов Н.А.</w:t>
-            </w:r>
-          </w:p>
-        </w:tc>
-        <w:tc>
-          <w:tcPr>
-            <w:tcW w:type="dxa" w:w="3061"/>
-          </w:tcPr>
-          <w:p>
-            <w:pPr>
-              <w:spacing w:line="240" w:lineRule="auto" w:after="0"/>
-              <w:jc w:val="left"/>
-            </w:pPr>
-            <w:r/>
-            <w:r>
-              <w:rPr>
-                <w:rFonts w:ascii="Times New Roman" w:hAnsi="Times New Roman" w:eastAsia="Times New Roman"/>
-                <w:b w:val="0"/>
-                <w:sz w:val="24"/>
-              </w:rPr>
-              <w:t>ReportDao: saveRun (транзакция) / getAllRuns</w:t>
-            </w:r>
-          </w:p>
-        </w:tc>
-        <w:tc>
-          <w:tcPr>
-            <w:tcW w:type="dxa" w:w="2324"/>
-          </w:tcPr>
-          <w:p>
-            <w:pPr>
-              <w:spacing w:line="240" w:lineRule="auto" w:after="0"/>
-              <w:jc w:val="left"/>
-            </w:pPr>
-            <w:r/>
-            <w:r>
-              <w:rPr>
-                <w:rFonts w:ascii="Times New Roman" w:hAnsi="Times New Roman" w:eastAsia="Times New Roman"/>
-                <w:b w:val="0"/>
-                <w:sz w:val="24"/>
-              </w:rPr>
-              <w:t>Прогон сохранён; история с тест-кейсами получена</w:t>
-            </w:r>
-          </w:p>
-        </w:tc>
-        <w:tc>
-          <w:tcPr>
-            <w:tcW w:type="dxa" w:w="1531"/>
-          </w:tcPr>
-          <w:p>
-            <w:pPr>
-              <w:spacing w:line="240" w:lineRule="auto" w:after="0"/>
-              <w:jc w:val="left"/>
-            </w:pPr>
-            <w:r/>
-            <w:r>
-              <w:rPr>
-                <w:rFonts w:ascii="Times New Roman" w:hAnsi="Times New Roman" w:eastAsia="Times New Roman"/>
-                <w:b w:val="0"/>
-                <w:sz w:val="24"/>
-              </w:rPr>
-              <w:t>Соответствует</w:t>
-            </w:r>
-          </w:p>
-        </w:tc>
-      </w:tr>
-      <w:tr>
-        <w:tc>
-          <w:tcPr>
-            <w:tcW w:type="dxa" w:w="1077"/>
-          </w:tcPr>
-          <w:p>
-            <w:pPr>
-              <w:spacing w:line="240" w:lineRule="auto" w:after="0"/>
-              <w:jc w:val="left"/>
-            </w:pPr>
-            <w:r/>
-            <w:r>
-              <w:rPr>
-                <w:rFonts w:ascii="Times New Roman" w:hAnsi="Times New Roman" w:eastAsia="Times New Roman"/>
-                <w:b w:val="0"/>
-                <w:sz w:val="24"/>
-              </w:rPr>
-              <w:t>15.05.2026</w:t>
-            </w:r>
-          </w:p>
-        </w:tc>
-        <w:tc>
-          <w:tcPr>
-            <w:tcW w:type="dxa" w:w="1361"/>
-          </w:tcPr>
-          <w:p>
-            <w:pPr>
-              <w:spacing w:line="240" w:lineRule="auto" w:after="0"/>
-              <w:jc w:val="left"/>
-            </w:pPr>
-            <w:r/>
-            <w:r>
-              <w:rPr>
-                <w:rFonts w:ascii="Times New Roman" w:hAnsi="Times New Roman" w:eastAsia="Times New Roman"/>
-                <w:b w:val="0"/>
-                <w:sz w:val="24"/>
-              </w:rPr>
-              <w:t>Столбов Н.А.</w:t>
-            </w:r>
-          </w:p>
-        </w:tc>
-        <w:tc>
-          <w:tcPr>
-            <w:tcW w:type="dxa" w:w="3061"/>
-          </w:tcPr>
-          <w:p>
-            <w:pPr>
-              <w:spacing w:line="240" w:lineRule="auto" w:after="0"/>
-              <w:jc w:val="left"/>
-            </w:pPr>
-            <w:r/>
-            <w:r>
-              <w:rPr>
-                <w:rFonts w:ascii="Times New Roman" w:hAnsi="Times New Roman" w:eastAsia="Times New Roman"/>
-                <w:b w:val="0"/>
-                <w:sz w:val="24"/>
-              </w:rPr>
-              <w:t>MainController: валидация (пустой XML/URL/каталог)</w:t>
-            </w:r>
-          </w:p>
-        </w:tc>
-        <w:tc>
-          <w:tcPr>
-            <w:tcW w:type="dxa" w:w="2324"/>
-          </w:tcPr>
-          <w:p>
-            <w:pPr>
-              <w:spacing w:line="240" w:lineRule="auto" w:after="0"/>
-              <w:jc w:val="left"/>
-            </w:pPr>
-            <w:r/>
-            <w:r>
-              <w:rPr>
-                <w:rFonts w:ascii="Times New Roman" w:hAnsi="Times New Roman" w:eastAsia="Times New Roman"/>
-                <w:b w:val="0"/>
-                <w:sz w:val="24"/>
-              </w:rPr>
-              <w:t>Выводится сообщение, операция не запускается</w:t>
-            </w:r>
-          </w:p>
-        </w:tc>
-        <w:tc>
-          <w:tcPr>
-            <w:tcW w:type="dxa" w:w="1531"/>
-          </w:tcPr>
-          <w:p>
-            <w:pPr>
-              <w:spacing w:line="240" w:lineRule="auto" w:after="0"/>
-              <w:jc w:val="left"/>
-            </w:pPr>
-            <w:r/>
-            <w:r>
-              <w:rPr>
-                <w:rFonts w:ascii="Times New Roman" w:hAnsi="Times New Roman" w:eastAsia="Times New Roman"/>
-                <w:b w:val="0"/>
-                <w:sz w:val="24"/>
-              </w:rPr>
-              <w:t>Соответствует</w:t>
-            </w:r>
-          </w:p>
-        </w:tc>
-      </w:tr>
-      <w:tr>
-        <w:tc>
-          <w:tcPr>
-            <w:tcW w:type="dxa" w:w="1077"/>
-          </w:tcPr>
-          <w:p>
-            <w:pPr>
-              <w:spacing w:line="240" w:lineRule="auto" w:after="0"/>
-              <w:jc w:val="left"/>
-            </w:pPr>
-            <w:r/>
-            <w:r>
-              <w:rPr>
-                <w:rFonts w:ascii="Times New Roman" w:hAnsi="Times New Roman" w:eastAsia="Times New Roman"/>
-                <w:b w:val="0"/>
-                <w:sz w:val="24"/>
-              </w:rPr>
-              <w:t>15.05.2026</w:t>
-            </w:r>
-          </w:p>
-        </w:tc>
-        <w:tc>
-          <w:tcPr>
-            <w:tcW w:type="dxa" w:w="1361"/>
-          </w:tcPr>
-          <w:p>
-            <w:pPr>
-              <w:spacing w:line="240" w:lineRule="auto" w:after="0"/>
-              <w:jc w:val="left"/>
-            </w:pPr>
-            <w:r/>
-            <w:r>
-              <w:rPr>
-                <w:rFonts w:ascii="Times New Roman" w:hAnsi="Times New Roman" w:eastAsia="Times New Roman"/>
-                <w:b w:val="0"/>
-                <w:sz w:val="24"/>
-              </w:rPr>
-              <w:t>Столбов Н.А.</w:t>
-            </w:r>
-          </w:p>
-        </w:tc>
-        <w:tc>
-          <w:tcPr>
-            <w:tcW w:type="dxa" w:w="3061"/>
-          </w:tcPr>
-          <w:p>
-            <w:pPr>
-              <w:spacing w:line="240" w:lineRule="auto" w:after="0"/>
-              <w:jc w:val="left"/>
-            </w:pPr>
-            <w:r/>
-            <w:r>
-              <w:rPr>
-                <w:rFonts w:ascii="Times New Roman" w:hAnsi="Times New Roman" w:eastAsia="Times New Roman"/>
-                <w:b w:val="0"/>
-                <w:sz w:val="24"/>
-              </w:rPr>
-              <w:t>App: загрузка FXML, инициализация окна</w:t>
-            </w:r>
-          </w:p>
-        </w:tc>
-        <w:tc>
-          <w:tcPr>
-            <w:tcW w:type="dxa" w:w="2324"/>
-          </w:tcPr>
-          <w:p>
-            <w:pPr>
-              <w:spacing w:line="240" w:lineRule="auto" w:after="0"/>
-              <w:jc w:val="left"/>
-            </w:pPr>
-            <w:r/>
-            <w:r>
-              <w:rPr>
-                <w:rFonts w:ascii="Times New Roman" w:hAnsi="Times New Roman" w:eastAsia="Times New Roman"/>
-                <w:b w:val="0"/>
-                <w:sz w:val="24"/>
-              </w:rPr>
-              <w:t>Главное окно отображается, обработчики привязаны</w:t>
             </w:r>
           </w:p>
         </w:tc>

--- a/Раздел_1.7_и_Приложение_1.docx
+++ b/Раздел_1.7_и_Приложение_1.docx
@@ -433,7 +433,133 @@
           <w:b w:val="0"/>
           <w:sz w:val="28"/>
         </w:rPr>
-        <w:t>Эксплуатация программы должна осуществляться в закрытых помещениях с нормальной вентиляцией при следующих условиях: температура воздуха от +10 °C до +35 °C; относительная влажность до 80 %; электропитание от сети 220 В, 50 Гц.</w:t>
+        <w:t>Для работы программы потребуется:</w:t>
+      </w:r>
+    </w:p>
+    <w:p>
+      <w:pPr>
+        <w:ind w:left="709" w:hanging="283"/>
+        <w:jc w:val="both"/>
+      </w:pPr>
+      <w:r>
+        <w:rPr>
+          <w:rFonts w:ascii="Times New Roman" w:hAnsi="Times New Roman" w:eastAsia="Times New Roman"/>
+          <w:b w:val="0"/>
+          <w:sz w:val="28"/>
+        </w:rPr>
+        <w:t>– комплект разработки JDK Java SE 17 или новее;</w:t>
+      </w:r>
+    </w:p>
+    <w:p>
+      <w:pPr>
+        <w:ind w:left="709" w:hanging="283"/>
+        <w:jc w:val="both"/>
+      </w:pPr>
+      <w:r>
+        <w:rPr>
+          <w:rFonts w:ascii="Times New Roman" w:hAnsi="Times New Roman" w:eastAsia="Times New Roman"/>
+          <w:b w:val="0"/>
+          <w:sz w:val="28"/>
+        </w:rPr>
+        <w:t>– система сборки Apache Maven версии 3.8 и выше;</w:t>
+      </w:r>
+    </w:p>
+    <w:p>
+      <w:pPr>
+        <w:ind w:left="709" w:hanging="283"/>
+        <w:jc w:val="both"/>
+      </w:pPr>
+      <w:r>
+        <w:rPr>
+          <w:rFonts w:ascii="Times New Roman" w:hAnsi="Times New Roman" w:eastAsia="Times New Roman"/>
+          <w:b w:val="0"/>
+          <w:sz w:val="28"/>
+        </w:rPr>
+        <w:t>– браузер Google Chrome актуальной версии.</w:t>
+      </w:r>
+    </w:p>
+    <w:p>
+      <w:pPr>
+        <w:ind w:firstLine="709"/>
+        <w:jc w:val="both"/>
+      </w:pPr>
+      <w:r>
+        <w:rPr>
+          <w:rFonts w:ascii="Times New Roman" w:hAnsi="Times New Roman" w:eastAsia="Times New Roman"/>
+          <w:b w:val="0"/>
+          <w:sz w:val="28"/>
+        </w:rPr>
+        <w:t>Пользователь должен обладать базовыми знаниями операционной системы и принципов автоматизированного тестирования веб-приложений на платформе E3Core. Ему будет предложен графический интерфейс программы, который содержит следующие экранные формы:</w:t>
+      </w:r>
+    </w:p>
+    <w:p>
+      <w:pPr>
+        <w:ind w:left="709" w:hanging="283"/>
+        <w:jc w:val="both"/>
+      </w:pPr>
+      <w:r>
+        <w:rPr>
+          <w:rFonts w:ascii="Times New Roman" w:hAnsi="Times New Roman" w:eastAsia="Times New Roman"/>
+          <w:b w:val="0"/>
+          <w:sz w:val="28"/>
+        </w:rPr>
+        <w:t>– главное окно с панелью параметров (XML-файл метамодели, URL сайта, логин, пароль, каталог вывода, режим headless);</w:t>
+      </w:r>
+    </w:p>
+    <w:p>
+      <w:pPr>
+        <w:ind w:left="709" w:hanging="283"/>
+        <w:jc w:val="both"/>
+      </w:pPr>
+      <w:r>
+        <w:rPr>
+          <w:rFonts w:ascii="Times New Roman" w:hAnsi="Times New Roman" w:eastAsia="Times New Roman"/>
+          <w:b w:val="0"/>
+          <w:sz w:val="28"/>
+        </w:rPr>
+        <w:t>– дерево сущностей метамодели с результатами классификации (PRIMARY, CHILD, REFERENCE_DICTIONARY);</w:t>
+      </w:r>
+    </w:p>
+    <w:p>
+      <w:pPr>
+        <w:ind w:left="709" w:hanging="283"/>
+        <w:jc w:val="both"/>
+      </w:pPr>
+      <w:r>
+        <w:rPr>
+          <w:rFonts w:ascii="Times New Roman" w:hAnsi="Times New Roman" w:eastAsia="Times New Roman"/>
+          <w:b w:val="0"/>
+          <w:sz w:val="28"/>
+        </w:rPr>
+        <w:t>– таблица результатов прогона тестов (класс, метод, статус, длительность);</w:t>
+      </w:r>
+    </w:p>
+    <w:p>
+      <w:pPr>
+        <w:ind w:left="709" w:hanging="283"/>
+        <w:jc w:val="both"/>
+      </w:pPr>
+      <w:r>
+        <w:rPr>
+          <w:rFonts w:ascii="Times New Roman" w:hAnsi="Times New Roman" w:eastAsia="Times New Roman"/>
+          <w:b w:val="0"/>
+          <w:sz w:val="28"/>
+        </w:rPr>
+        <w:t>– форма выбора сущностей и видов проверок для запуска;</w:t>
+      </w:r>
+    </w:p>
+    <w:p>
+      <w:pPr>
+        <w:ind w:left="709" w:hanging="283"/>
+        <w:jc w:val="both"/>
+      </w:pPr>
+      <w:r>
+        <w:rPr>
+          <w:rFonts w:ascii="Times New Roman" w:hAnsi="Times New Roman" w:eastAsia="Times New Roman"/>
+          <w:b w:val="0"/>
+          <w:sz w:val="28"/>
+        </w:rPr>
+        <w:t>– журнал (история) прогонов.</w:t>
       </w:r>
     </w:p>
     <w:p>
@@ -2389,6 +2515,312 @@
                 <w:sz w:val="24"/>
               </w:rPr>
               <w:t>Сводка N/k; процесс корректно завершается</w:t>
+            </w:r>
+          </w:p>
+        </w:tc>
+        <w:tc>
+          <w:tcPr>
+            <w:tcW w:type="dxa" w:w="1531"/>
+          </w:tcPr>
+          <w:p>
+            <w:pPr>
+              <w:spacing w:line="240" w:lineRule="auto" w:after="0"/>
+              <w:jc w:val="left"/>
+            </w:pPr>
+            <w:r/>
+            <w:r>
+              <w:rPr>
+                <w:rFonts w:ascii="Times New Roman" w:hAnsi="Times New Roman" w:eastAsia="Times New Roman"/>
+                <w:b w:val="0"/>
+                <w:sz w:val="24"/>
+              </w:rPr>
+              <w:t>Соответствует</w:t>
+            </w:r>
+          </w:p>
+        </w:tc>
+      </w:tr>
+      <w:tr>
+        <w:tc>
+          <w:tcPr>
+            <w:tcW w:type="dxa" w:w="1077"/>
+          </w:tcPr>
+          <w:p>
+            <w:pPr>
+              <w:spacing w:line="240" w:lineRule="auto" w:after="0"/>
+              <w:jc w:val="left"/>
+            </w:pPr>
+            <w:r/>
+            <w:r>
+              <w:rPr>
+                <w:rFonts w:ascii="Times New Roman" w:hAnsi="Times New Roman" w:eastAsia="Times New Roman"/>
+                <w:b w:val="0"/>
+                <w:sz w:val="24"/>
+              </w:rPr>
+              <w:t>09.05.2026</w:t>
+            </w:r>
+          </w:p>
+        </w:tc>
+        <w:tc>
+          <w:tcPr>
+            <w:tcW w:type="dxa" w:w="1361"/>
+          </w:tcPr>
+          <w:p>
+            <w:pPr>
+              <w:spacing w:line="240" w:lineRule="auto" w:after="0"/>
+              <w:jc w:val="left"/>
+            </w:pPr>
+            <w:r/>
+            <w:r>
+              <w:rPr>
+                <w:rFonts w:ascii="Times New Roman" w:hAnsi="Times New Roman" w:eastAsia="Times New Roman"/>
+                <w:b w:val="0"/>
+                <w:sz w:val="24"/>
+              </w:rPr>
+              <w:t>Столбов Н.А.</w:t>
+            </w:r>
+          </w:p>
+        </w:tc>
+        <w:tc>
+          <w:tcPr>
+            <w:tcW w:type="dxa" w:w="3061"/>
+          </w:tcPr>
+          <w:p>
+            <w:pPr>
+              <w:spacing w:line="240" w:lineRule="auto" w:after="0"/>
+              <w:jc w:val="left"/>
+            </w:pPr>
+            <w:r/>
+            <w:r>
+              <w:rPr>
+                <w:rFonts w:ascii="Times New Roman" w:hAnsi="Times New Roman" w:eastAsia="Times New Roman"/>
+                <w:b w:val="0"/>
+                <w:sz w:val="24"/>
+              </w:rPr>
+              <w:t>App: запуск приложения (Launcher/main) и завершение</w:t>
+            </w:r>
+          </w:p>
+        </w:tc>
+        <w:tc>
+          <w:tcPr>
+            <w:tcW w:type="dxa" w:w="2324"/>
+          </w:tcPr>
+          <w:p>
+            <w:pPr>
+              <w:spacing w:line="240" w:lineRule="auto" w:after="0"/>
+              <w:jc w:val="left"/>
+            </w:pPr>
+            <w:r/>
+            <w:r>
+              <w:rPr>
+                <w:rFonts w:ascii="Times New Roman" w:hAnsi="Times New Roman" w:eastAsia="Times New Roman"/>
+                <w:b w:val="0"/>
+                <w:sz w:val="24"/>
+              </w:rPr>
+              <w:t>Процесс стартует и закрывается без утечек ресурсов</w:t>
+            </w:r>
+          </w:p>
+        </w:tc>
+        <w:tc>
+          <w:tcPr>
+            <w:tcW w:type="dxa" w:w="1531"/>
+          </w:tcPr>
+          <w:p>
+            <w:pPr>
+              <w:spacing w:line="240" w:lineRule="auto" w:after="0"/>
+              <w:jc w:val="left"/>
+            </w:pPr>
+            <w:r/>
+            <w:r>
+              <w:rPr>
+                <w:rFonts w:ascii="Times New Roman" w:hAnsi="Times New Roman" w:eastAsia="Times New Roman"/>
+                <w:b w:val="0"/>
+                <w:sz w:val="24"/>
+              </w:rPr>
+              <w:t>Соответствует</w:t>
+            </w:r>
+          </w:p>
+        </w:tc>
+      </w:tr>
+      <w:tr>
+        <w:tc>
+          <w:tcPr>
+            <w:tcW w:type="dxa" w:w="1077"/>
+          </w:tcPr>
+          <w:p>
+            <w:pPr>
+              <w:spacing w:line="240" w:lineRule="auto" w:after="0"/>
+              <w:jc w:val="left"/>
+            </w:pPr>
+            <w:r/>
+            <w:r>
+              <w:rPr>
+                <w:rFonts w:ascii="Times New Roman" w:hAnsi="Times New Roman" w:eastAsia="Times New Roman"/>
+                <w:b w:val="0"/>
+                <w:sz w:val="24"/>
+              </w:rPr>
+              <w:t>10.05.2026</w:t>
+            </w:r>
+          </w:p>
+        </w:tc>
+        <w:tc>
+          <w:tcPr>
+            <w:tcW w:type="dxa" w:w="1361"/>
+          </w:tcPr>
+          <w:p>
+            <w:pPr>
+              <w:spacing w:line="240" w:lineRule="auto" w:after="0"/>
+              <w:jc w:val="left"/>
+            </w:pPr>
+            <w:r/>
+            <w:r>
+              <w:rPr>
+                <w:rFonts w:ascii="Times New Roman" w:hAnsi="Times New Roman" w:eastAsia="Times New Roman"/>
+                <w:b w:val="0"/>
+                <w:sz w:val="24"/>
+              </w:rPr>
+              <w:t>Столбов Н.А.</w:t>
+            </w:r>
+          </w:p>
+        </w:tc>
+        <w:tc>
+          <w:tcPr>
+            <w:tcW w:type="dxa" w:w="3061"/>
+          </w:tcPr>
+          <w:p>
+            <w:pPr>
+              <w:spacing w:line="240" w:lineRule="auto" w:after="0"/>
+              <w:jc w:val="left"/>
+            </w:pPr>
+            <w:r/>
+            <w:r>
+              <w:rPr>
+                <w:rFonts w:ascii="Times New Roman" w:hAnsi="Times New Roman" w:eastAsia="Times New Roman"/>
+                <w:b w:val="0"/>
+                <w:sz w:val="24"/>
+              </w:rPr>
+              <w:t>MainController: асинхронный прогон (Task), вывод результатов и истории</w:t>
+            </w:r>
+          </w:p>
+        </w:tc>
+        <w:tc>
+          <w:tcPr>
+            <w:tcW w:type="dxa" w:w="2324"/>
+          </w:tcPr>
+          <w:p>
+            <w:pPr>
+              <w:spacing w:line="240" w:lineRule="auto" w:after="0"/>
+              <w:jc w:val="left"/>
+            </w:pPr>
+            <w:r/>
+            <w:r>
+              <w:rPr>
+                <w:rFonts w:ascii="Times New Roman" w:hAnsi="Times New Roman" w:eastAsia="Times New Roman"/>
+                <w:b w:val="0"/>
+                <w:sz w:val="24"/>
+              </w:rPr>
+              <w:t>Таблица результатов и журнал прогонов заполняются</w:t>
+            </w:r>
+          </w:p>
+        </w:tc>
+        <w:tc>
+          <w:tcPr>
+            <w:tcW w:type="dxa" w:w="1531"/>
+          </w:tcPr>
+          <w:p>
+            <w:pPr>
+              <w:spacing w:line="240" w:lineRule="auto" w:after="0"/>
+              <w:jc w:val="left"/>
+            </w:pPr>
+            <w:r/>
+            <w:r>
+              <w:rPr>
+                <w:rFonts w:ascii="Times New Roman" w:hAnsi="Times New Roman" w:eastAsia="Times New Roman"/>
+                <w:b w:val="0"/>
+                <w:sz w:val="24"/>
+              </w:rPr>
+              <w:t>Соответствует</w:t>
+            </w:r>
+          </w:p>
+        </w:tc>
+      </w:tr>
+      <w:tr>
+        <w:tc>
+          <w:tcPr>
+            <w:tcW w:type="dxa" w:w="1077"/>
+          </w:tcPr>
+          <w:p>
+            <w:pPr>
+              <w:spacing w:line="240" w:lineRule="auto" w:after="0"/>
+              <w:jc w:val="left"/>
+            </w:pPr>
+            <w:r/>
+            <w:r>
+              <w:rPr>
+                <w:rFonts w:ascii="Times New Roman" w:hAnsi="Times New Roman" w:eastAsia="Times New Roman"/>
+                <w:b w:val="0"/>
+                <w:sz w:val="24"/>
+              </w:rPr>
+              <w:t>10.05.2026</w:t>
+            </w:r>
+          </w:p>
+        </w:tc>
+        <w:tc>
+          <w:tcPr>
+            <w:tcW w:type="dxa" w:w="1361"/>
+          </w:tcPr>
+          <w:p>
+            <w:pPr>
+              <w:spacing w:line="240" w:lineRule="auto" w:after="0"/>
+              <w:jc w:val="left"/>
+            </w:pPr>
+            <w:r/>
+            <w:r>
+              <w:rPr>
+                <w:rFonts w:ascii="Times New Roman" w:hAnsi="Times New Roman" w:eastAsia="Times New Roman"/>
+                <w:b w:val="0"/>
+                <w:sz w:val="24"/>
+              </w:rPr>
+              <w:t>Столбов Н.А.</w:t>
+            </w:r>
+          </w:p>
+        </w:tc>
+        <w:tc>
+          <w:tcPr>
+            <w:tcW w:type="dxa" w:w="3061"/>
+          </w:tcPr>
+          <w:p>
+            <w:pPr>
+              <w:spacing w:line="240" w:lineRule="auto" w:after="0"/>
+              <w:jc w:val="left"/>
+            </w:pPr>
+            <w:r/>
+            <w:r>
+              <w:rPr>
+                <w:rFonts w:ascii="Times New Roman" w:hAnsi="Times New Roman" w:eastAsia="Times New Roman"/>
+                <w:b w:val="0"/>
+                <w:sz w:val="24"/>
+              </w:rPr>
+              <w:t>XmlModelParser: потоковый разбор большого XML с неймспейсами</w:t>
+            </w:r>
+          </w:p>
+        </w:tc>
+        <w:tc>
+          <w:tcPr>
+            <w:tcW w:type="dxa" w:w="2324"/>
+          </w:tcPr>
+          <w:p>
+            <w:pPr>
+              <w:spacing w:line="240" w:lineRule="auto" w:after="0"/>
+              <w:jc w:val="left"/>
+            </w:pPr>
+            <w:r/>
+            <w:r>
+              <w:rPr>
+                <w:rFonts w:ascii="Times New Roman" w:hAnsi="Times New Roman" w:eastAsia="Times New Roman"/>
+                <w:b w:val="0"/>
+                <w:sz w:val="24"/>
+              </w:rPr>
+              <w:t>Данные корректны, память расходуется экономно</w:t>
             </w:r>
           </w:p>
         </w:tc>
@@ -8685,409 +9117,205 @@
     <w:p>
       <w:pPr>
         <w:spacing w:line="360" w:lineRule="auto"/>
-        <w:ind w:firstLine="425"/>
+        <w:ind w:firstLine="709"/>
         <w:jc w:val="both"/>
-        <w:rPr>
-          <w:rFonts w:eastAsia="Calibri"/>
-          <w:color w:val="000000" w:themeColor="text1"/>
-          <w:sz w:val="28"/>
-          <w:szCs w:val="28"/>
-        </w:rPr>
       </w:pPr>
       <w:r>
         <w:rPr>
-          <w:rFonts w:eastAsia="Calibri"/>
-          <w:color w:val="000000" w:themeColor="text1"/>
-          <w:sz w:val="28"/>
-          <w:szCs w:val="28"/>
-        </w:rPr>
-        <w:t>Система предназначена для эксплуатации в условиях серверных и рабочих помещений с доступом к сети Интернет.</w:t>
+          <w:rFonts w:ascii="Times New Roman" w:hAnsi="Times New Roman" w:eastAsia="Times New Roman"/>
+          <w:sz w:val="28"/>
+        </w:rPr>
+        <w:t>Для работы программы потребуется:</w:t>
       </w:r>
     </w:p>
     <w:p>
       <w:pPr>
         <w:spacing w:line="360" w:lineRule="auto"/>
-        <w:ind w:firstLine="425"/>
+        <w:ind w:left="709" w:hanging="283"/>
         <w:jc w:val="both"/>
-        <w:rPr>
-          <w:rFonts w:eastAsia="Calibri"/>
-          <w:color w:val="000000" w:themeColor="text1"/>
-          <w:sz w:val="28"/>
-          <w:szCs w:val="28"/>
-          <w:lang w:val="en-US"/>
-        </w:rPr>
       </w:pPr>
-      <w:proofErr w:type="spellStart"/>
       <w:r>
         <w:rPr>
-          <w:rFonts w:eastAsia="Calibri"/>
-          <w:color w:val="000000" w:themeColor="text1"/>
-          <w:sz w:val="28"/>
-          <w:szCs w:val="28"/>
-          <w:lang w:val="en-US"/>
-        </w:rPr>
-        <w:t>Условия</w:t>
+          <w:rFonts w:ascii="Times New Roman" w:hAnsi="Times New Roman" w:eastAsia="Times New Roman"/>
+          <w:sz w:val="28"/>
+        </w:rPr>
+        <w:t>•</w:t>
       </w:r>
-      <w:proofErr w:type="spellEnd"/>
       <w:r>
         <w:rPr>
-          <w:rFonts w:eastAsia="Calibri"/>
-          <w:color w:val="000000" w:themeColor="text1"/>
-          <w:sz w:val="28"/>
-          <w:szCs w:val="28"/>
-          <w:lang w:val="en-US"/>
-        </w:rPr>
-        <w:t xml:space="preserve"> </w:t>
-      </w:r>
-      <w:proofErr w:type="spellStart"/>
-      <w:r>
-        <w:rPr>
-          <w:rFonts w:eastAsia="Calibri"/>
-          <w:color w:val="000000" w:themeColor="text1"/>
-          <w:sz w:val="28"/>
-          <w:szCs w:val="28"/>
-          <w:lang w:val="en-US"/>
-        </w:rPr>
-        <w:t>эксплуатации</w:t>
-      </w:r>
-      <w:proofErr w:type="spellEnd"/>
-      <w:r>
-        <w:rPr>
-          <w:rFonts w:eastAsia="Calibri"/>
-          <w:color w:val="000000" w:themeColor="text1"/>
-          <w:sz w:val="28"/>
-          <w:szCs w:val="28"/>
-          <w:lang w:val="en-US"/>
-        </w:rPr>
-        <w:t>:</w:t>
+          <w:rFonts w:ascii="Times New Roman" w:hAnsi="Times New Roman" w:eastAsia="Times New Roman"/>
+          <w:sz w:val="28"/>
+        </w:rPr>
+        <w:tab/>
+        <w:t>комплект разработки JDK Java SE 17 или новее;</w:t>
       </w:r>
     </w:p>
     <w:p>
       <w:pPr>
-        <w:numPr>
-          <w:ilvl w:val="0"/>
-          <w:numId w:val="32"/>
-        </w:numPr>
         <w:spacing w:line="360" w:lineRule="auto"/>
-        <w:ind w:left="0" w:firstLine="425"/>
+        <w:ind w:left="709" w:hanging="283"/>
         <w:jc w:val="both"/>
-        <w:rPr>
-          <w:rFonts w:eastAsia="Calibri"/>
-          <w:color w:val="000000" w:themeColor="text1"/>
-          <w:sz w:val="28"/>
-          <w:szCs w:val="28"/>
-        </w:rPr>
       </w:pPr>
       <w:r>
         <w:rPr>
-          <w:rFonts w:eastAsia="Calibri"/>
-          <w:color w:val="000000" w:themeColor="text1"/>
-          <w:sz w:val="28"/>
-          <w:szCs w:val="28"/>
-        </w:rPr>
-        <w:t>Температура воздуха от +10°</w:t>
+          <w:rFonts w:ascii="Times New Roman" w:hAnsi="Times New Roman" w:eastAsia="Times New Roman"/>
+          <w:sz w:val="28"/>
+        </w:rPr>
+        <w:t>•</w:t>
       </w:r>
       <w:r>
         <w:rPr>
-          <w:rFonts w:eastAsia="Calibri"/>
-          <w:color w:val="000000" w:themeColor="text1"/>
-          <w:sz w:val="28"/>
-          <w:szCs w:val="28"/>
-          <w:lang w:val="en-US"/>
-        </w:rPr>
-        <w:t>C</w:t>
-      </w:r>
-      <w:r>
-        <w:rPr>
-          <w:rFonts w:eastAsia="Calibri"/>
-          <w:color w:val="000000" w:themeColor="text1"/>
-          <w:sz w:val="28"/>
-          <w:szCs w:val="28"/>
-        </w:rPr>
-        <w:t xml:space="preserve"> до +35°</w:t>
-      </w:r>
-      <w:r>
-        <w:rPr>
-          <w:rFonts w:eastAsia="Calibri"/>
-          <w:color w:val="000000" w:themeColor="text1"/>
-          <w:sz w:val="28"/>
-          <w:szCs w:val="28"/>
-          <w:lang w:val="en-US"/>
-        </w:rPr>
-        <w:t>C</w:t>
-      </w:r>
-      <w:r>
-        <w:rPr>
-          <w:rFonts w:eastAsia="Calibri"/>
-          <w:color w:val="000000" w:themeColor="text1"/>
-          <w:sz w:val="28"/>
-          <w:szCs w:val="28"/>
-        </w:rPr>
-        <w:t>.</w:t>
+          <w:rFonts w:ascii="Times New Roman" w:hAnsi="Times New Roman" w:eastAsia="Times New Roman"/>
+          <w:sz w:val="28"/>
+        </w:rPr>
+        <w:tab/>
+        <w:t>система сборки Apache Maven версии 3.8 и выше;</w:t>
       </w:r>
     </w:p>
     <w:p>
       <w:pPr>
-        <w:numPr>
-          <w:ilvl w:val="0"/>
-          <w:numId w:val="32"/>
-        </w:numPr>
         <w:spacing w:line="360" w:lineRule="auto"/>
-        <w:ind w:left="0" w:firstLine="425"/>
+        <w:ind w:left="709" w:hanging="283"/>
         <w:jc w:val="both"/>
-        <w:rPr>
-          <w:rFonts w:eastAsia="Calibri"/>
-          <w:color w:val="000000" w:themeColor="text1"/>
-          <w:sz w:val="28"/>
-          <w:szCs w:val="28"/>
-          <w:lang w:val="en-US"/>
-        </w:rPr>
       </w:pPr>
-      <w:proofErr w:type="spellStart"/>
       <w:r>
         <w:rPr>
-          <w:rFonts w:eastAsia="Calibri"/>
-          <w:color w:val="000000" w:themeColor="text1"/>
-          <w:sz w:val="28"/>
-          <w:szCs w:val="28"/>
-          <w:lang w:val="en-US"/>
-        </w:rPr>
-        <w:t>Относительная</w:t>
+          <w:rFonts w:ascii="Times New Roman" w:hAnsi="Times New Roman" w:eastAsia="Times New Roman"/>
+          <w:sz w:val="28"/>
+        </w:rPr>
+        <w:t>•</w:t>
       </w:r>
-      <w:proofErr w:type="spellEnd"/>
       <w:r>
         <w:rPr>
-          <w:rFonts w:eastAsia="Calibri"/>
-          <w:color w:val="000000" w:themeColor="text1"/>
-          <w:sz w:val="28"/>
-          <w:szCs w:val="28"/>
-          <w:lang w:val="en-US"/>
-        </w:rPr>
-        <w:t xml:space="preserve"> </w:t>
-      </w:r>
-      <w:proofErr w:type="spellStart"/>
-      <w:r>
-        <w:rPr>
-          <w:rFonts w:eastAsia="Calibri"/>
-          <w:color w:val="000000" w:themeColor="text1"/>
-          <w:sz w:val="28"/>
-          <w:szCs w:val="28"/>
-          <w:lang w:val="en-US"/>
-        </w:rPr>
-        <w:t>влажность</w:t>
-      </w:r>
-      <w:proofErr w:type="spellEnd"/>
-      <w:r>
-        <w:rPr>
-          <w:rFonts w:eastAsia="Calibri"/>
-          <w:color w:val="000000" w:themeColor="text1"/>
-          <w:sz w:val="28"/>
-          <w:szCs w:val="28"/>
-          <w:lang w:val="en-US"/>
-        </w:rPr>
-        <w:t xml:space="preserve"> </w:t>
-      </w:r>
-      <w:proofErr w:type="spellStart"/>
-      <w:r>
-        <w:rPr>
-          <w:rFonts w:eastAsia="Calibri"/>
-          <w:color w:val="000000" w:themeColor="text1"/>
-          <w:sz w:val="28"/>
-          <w:szCs w:val="28"/>
-          <w:lang w:val="en-US"/>
-        </w:rPr>
-        <w:t>воздуха</w:t>
-      </w:r>
-      <w:proofErr w:type="spellEnd"/>
-      <w:r>
-        <w:rPr>
-          <w:rFonts w:eastAsia="Calibri"/>
-          <w:color w:val="000000" w:themeColor="text1"/>
-          <w:sz w:val="28"/>
-          <w:szCs w:val="28"/>
-          <w:lang w:val="en-US"/>
-        </w:rPr>
-        <w:t xml:space="preserve"> </w:t>
-      </w:r>
-      <w:proofErr w:type="spellStart"/>
-      <w:r>
-        <w:rPr>
-          <w:rFonts w:eastAsia="Calibri"/>
-          <w:color w:val="000000" w:themeColor="text1"/>
-          <w:sz w:val="28"/>
-          <w:szCs w:val="28"/>
-          <w:lang w:val="en-US"/>
-        </w:rPr>
-        <w:t>до</w:t>
-      </w:r>
-      <w:proofErr w:type="spellEnd"/>
-      <w:r>
-        <w:rPr>
-          <w:rFonts w:eastAsia="Calibri"/>
-          <w:color w:val="000000" w:themeColor="text1"/>
-          <w:sz w:val="28"/>
-          <w:szCs w:val="28"/>
-          <w:lang w:val="en-US"/>
-        </w:rPr>
-        <w:t xml:space="preserve"> 80%.</w:t>
+          <w:rFonts w:ascii="Times New Roman" w:hAnsi="Times New Roman" w:eastAsia="Times New Roman"/>
+          <w:sz w:val="28"/>
+        </w:rPr>
+        <w:tab/>
+        <w:t>браузер Google Chrome актуальной версии.</w:t>
       </w:r>
     </w:p>
     <w:p>
       <w:pPr>
-        <w:numPr>
-          <w:ilvl w:val="0"/>
-          <w:numId w:val="32"/>
-        </w:numPr>
         <w:spacing w:line="360" w:lineRule="auto"/>
-        <w:ind w:left="0" w:firstLine="425"/>
+        <w:ind w:firstLine="709"/>
         <w:jc w:val="both"/>
-        <w:rPr>
-          <w:rFonts w:eastAsia="Calibri"/>
-          <w:color w:val="000000" w:themeColor="text1"/>
-          <w:sz w:val="28"/>
-          <w:szCs w:val="28"/>
-        </w:rPr>
       </w:pPr>
       <w:r>
         <w:rPr>
-          <w:rFonts w:eastAsia="Calibri"/>
-          <w:color w:val="000000" w:themeColor="text1"/>
-          <w:sz w:val="28"/>
-          <w:szCs w:val="28"/>
-        </w:rPr>
-        <w:t>Питание от сети 220 В, 50 Гц.</w:t>
+          <w:rFonts w:ascii="Times New Roman" w:hAnsi="Times New Roman" w:eastAsia="Times New Roman"/>
+          <w:sz w:val="28"/>
+        </w:rPr>
+        <w:t>Пользователь должен обладать базовыми знаниями операционной системы и принципов автоматизированного тестирования веб-приложений на платформе E3Core. Ему будет предложен графический интерфейс программы, который содержит следующие экранные формы:</w:t>
       </w:r>
     </w:p>
     <w:p>
       <w:pPr>
-        <w:numPr>
-          <w:ilvl w:val="0"/>
-          <w:numId w:val="32"/>
-        </w:numPr>
         <w:spacing w:line="360" w:lineRule="auto"/>
-        <w:ind w:left="0" w:firstLine="425"/>
+        <w:ind w:left="709" w:hanging="283"/>
         <w:jc w:val="both"/>
-        <w:rPr>
-          <w:rFonts w:eastAsia="Calibri"/>
-          <w:color w:val="000000" w:themeColor="text1"/>
-          <w:sz w:val="28"/>
-          <w:szCs w:val="28"/>
-          <w:lang w:val="en-US"/>
-        </w:rPr>
       </w:pPr>
-      <w:proofErr w:type="spellStart"/>
       <w:r>
         <w:rPr>
-          <w:rFonts w:eastAsia="Calibri"/>
-          <w:color w:val="000000" w:themeColor="text1"/>
-          <w:sz w:val="28"/>
-          <w:szCs w:val="28"/>
-          <w:lang w:val="en-US"/>
-        </w:rPr>
-        <w:t>Уровень</w:t>
+          <w:rFonts w:ascii="Times New Roman" w:hAnsi="Times New Roman" w:eastAsia="Times New Roman"/>
+          <w:sz w:val="28"/>
+        </w:rPr>
+        <w:t>•</w:t>
       </w:r>
-      <w:proofErr w:type="spellEnd"/>
       <w:r>
         <w:rPr>
-          <w:rFonts w:eastAsia="Calibri"/>
-          <w:color w:val="000000" w:themeColor="text1"/>
-          <w:sz w:val="28"/>
-          <w:szCs w:val="28"/>
-          <w:lang w:val="en-US"/>
-        </w:rPr>
-        <w:t xml:space="preserve"> </w:t>
-      </w:r>
-      <w:proofErr w:type="spellStart"/>
-      <w:r>
-        <w:rPr>
-          <w:rFonts w:eastAsia="Calibri"/>
-          <w:color w:val="000000" w:themeColor="text1"/>
-          <w:sz w:val="28"/>
-          <w:szCs w:val="28"/>
-          <w:lang w:val="en-US"/>
-        </w:rPr>
-        <w:t>шума</w:t>
-      </w:r>
-      <w:proofErr w:type="spellEnd"/>
-      <w:r>
-        <w:rPr>
-          <w:rFonts w:eastAsia="Calibri"/>
-          <w:color w:val="000000" w:themeColor="text1"/>
-          <w:sz w:val="28"/>
-          <w:szCs w:val="28"/>
-          <w:lang w:val="en-US"/>
-        </w:rPr>
-        <w:t xml:space="preserve"> </w:t>
-      </w:r>
-      <w:proofErr w:type="spellStart"/>
-      <w:r>
-        <w:rPr>
-          <w:rFonts w:eastAsia="Calibri"/>
-          <w:color w:val="000000" w:themeColor="text1"/>
-          <w:sz w:val="28"/>
-          <w:szCs w:val="28"/>
-          <w:lang w:val="en-US"/>
-        </w:rPr>
-        <w:t>до</w:t>
-      </w:r>
-      <w:proofErr w:type="spellEnd"/>
-      <w:r>
-        <w:rPr>
-          <w:rFonts w:eastAsia="Calibri"/>
-          <w:color w:val="000000" w:themeColor="text1"/>
-          <w:sz w:val="28"/>
-          <w:szCs w:val="28"/>
-          <w:lang w:val="en-US"/>
-        </w:rPr>
-        <w:t xml:space="preserve"> 50 </w:t>
-      </w:r>
-      <w:proofErr w:type="spellStart"/>
-      <w:r>
-        <w:rPr>
-          <w:rFonts w:eastAsia="Calibri"/>
-          <w:color w:val="000000" w:themeColor="text1"/>
-          <w:sz w:val="28"/>
-          <w:szCs w:val="28"/>
-          <w:lang w:val="en-US"/>
-        </w:rPr>
-        <w:t>дБ</w:t>
-      </w:r>
-      <w:proofErr w:type="spellEnd"/>
-      <w:r>
-        <w:rPr>
-          <w:rFonts w:eastAsia="Calibri"/>
-          <w:color w:val="000000" w:themeColor="text1"/>
-          <w:sz w:val="28"/>
-          <w:szCs w:val="28"/>
-          <w:lang w:val="en-US"/>
-        </w:rPr>
-        <w:t>.</w:t>
+          <w:rFonts w:ascii="Times New Roman" w:hAnsi="Times New Roman" w:eastAsia="Times New Roman"/>
+          <w:sz w:val="28"/>
+        </w:rPr>
+        <w:tab/>
+        <w:t>главное окно с панелью параметров (XML-файл метамодели, URL сайта, логин, пароль, каталог вывода, режим headless);</w:t>
       </w:r>
     </w:p>
     <w:p>
       <w:pPr>
-        <w:numPr>
-          <w:ilvl w:val="0"/>
-          <w:numId w:val="32"/>
-        </w:numPr>
         <w:spacing w:line="360" w:lineRule="auto"/>
-        <w:ind w:left="0" w:firstLine="425"/>
+        <w:ind w:left="709" w:hanging="283"/>
         <w:jc w:val="both"/>
-        <w:rPr>
-          <w:rFonts w:eastAsia="Calibri"/>
-          <w:color w:val="000000" w:themeColor="text1"/>
-          <w:sz w:val="28"/>
-          <w:szCs w:val="28"/>
-        </w:rPr>
       </w:pPr>
       <w:r>
         <w:rPr>
-          <w:rFonts w:eastAsia="Calibri"/>
-          <w:color w:val="000000" w:themeColor="text1"/>
-          <w:sz w:val="28"/>
-          <w:szCs w:val="28"/>
-        </w:rPr>
-        <w:t>Эксплуатация в закрытых помещениях с нормальной вентиляцией.</w:t>
+          <w:rFonts w:ascii="Times New Roman" w:hAnsi="Times New Roman" w:eastAsia="Times New Roman"/>
+          <w:sz w:val="28"/>
+        </w:rPr>
+        <w:t>•</w:t>
+      </w:r>
+      <w:r>
+        <w:rPr>
+          <w:rFonts w:ascii="Times New Roman" w:hAnsi="Times New Roman" w:eastAsia="Times New Roman"/>
+          <w:sz w:val="28"/>
+        </w:rPr>
+        <w:tab/>
+        <w:t>дерево сущностей метамодели с результатами классификации (PRIMARY, CHILD, REFERENCE_DICTIONARY);</w:t>
+      </w:r>
+    </w:p>
+    <w:p>
+      <w:pPr>
+        <w:spacing w:line="360" w:lineRule="auto"/>
+        <w:ind w:left="709" w:hanging="283"/>
+        <w:jc w:val="both"/>
+      </w:pPr>
+      <w:r>
+        <w:rPr>
+          <w:rFonts w:ascii="Times New Roman" w:hAnsi="Times New Roman" w:eastAsia="Times New Roman"/>
+          <w:sz w:val="28"/>
+        </w:rPr>
+        <w:t>•</w:t>
+      </w:r>
+      <w:r>
+        <w:rPr>
+          <w:rFonts w:ascii="Times New Roman" w:hAnsi="Times New Roman" w:eastAsia="Times New Roman"/>
+          <w:sz w:val="28"/>
+        </w:rPr>
+        <w:tab/>
+        <w:t>таблица результатов прогона тестов (класс, метод, статус, длительность);</w:t>
+      </w:r>
+    </w:p>
+    <w:p>
+      <w:pPr>
+        <w:spacing w:line="360" w:lineRule="auto"/>
+        <w:ind w:left="709" w:hanging="283"/>
+        <w:jc w:val="both"/>
+      </w:pPr>
+      <w:r>
+        <w:rPr>
+          <w:rFonts w:ascii="Times New Roman" w:hAnsi="Times New Roman" w:eastAsia="Times New Roman"/>
+          <w:sz w:val="28"/>
+        </w:rPr>
+        <w:t>•</w:t>
+      </w:r>
+      <w:r>
+        <w:rPr>
+          <w:rFonts w:ascii="Times New Roman" w:hAnsi="Times New Roman" w:eastAsia="Times New Roman"/>
+          <w:sz w:val="28"/>
+        </w:rPr>
+        <w:tab/>
+        <w:t>форма выбора сущностей и видов проверок для запуска;</w:t>
+      </w:r>
+    </w:p>
+    <w:p>
+      <w:pPr>
+        <w:spacing w:line="360" w:lineRule="auto"/>
+        <w:ind w:left="709" w:hanging="283"/>
+        <w:jc w:val="both"/>
+      </w:pPr>
+      <w:r>
+        <w:rPr>
+          <w:rFonts w:ascii="Times New Roman" w:hAnsi="Times New Roman" w:eastAsia="Times New Roman"/>
+          <w:sz w:val="28"/>
+        </w:rPr>
+        <w:t>•</w:t>
+      </w:r>
+      <w:r>
+        <w:rPr>
+          <w:rFonts w:ascii="Times New Roman" w:hAnsi="Times New Roman" w:eastAsia="Times New Roman"/>
+          <w:sz w:val="28"/>
+        </w:rPr>
+        <w:tab/>
+        <w:t>журнал (история) прогонов.</w:t>
       </w:r>
     </w:p>
     <w:p>
